--- a/14 ภาคผนวก - ข แบบประเมินความประสิทธิภาพ ใหม่.docx
+++ b/14 ภาคผนวก - ข แบบประเมินความประสิทธิภาพ ใหม่.docx
@@ -975,7 +975,7 @@
               </wp:anchor>
             </w:drawing>
           </mc:Choice>
-          <mc:Fallback xmlns:w16sdtfl="http://schemas.microsoft.com/office/word/2024/wordml/sdtformatlock" xmlns:w16du="http://schemas.microsoft.com/office/word/2023/wordml/word16du" xmlns:oel="http://schemas.microsoft.com/office/2019/extlst">
+          <mc:Fallback xmlns:oel="http://schemas.microsoft.com/office/2019/extlst" xmlns:w16du="http://schemas.microsoft.com/office/word/2023/wordml/word16du" xmlns:w16sdtfl="http://schemas.microsoft.com/office/word/2024/wordml/sdtformatlock">
             <w:pict>
               <v:line w14:anchorId="588E04CC" id="ตัวเชื่อมต่อตรง 1" o:spid="_x0000_s1026" style="position:absolute;flip:y;z-index:251659264;visibility:visible;mso-wrap-style:square;mso-width-percent:0;mso-height-percent:0;mso-wrap-distance-left:9pt;mso-wrap-distance-top:0;mso-wrap-distance-right:9pt;mso-wrap-distance-bottom:0;mso-position-horizontal:right;mso-position-horizontal-relative:margin;mso-position-vertical:absolute;mso-position-vertical-relative:text;mso-width-percent:0;mso-height-percent:0;mso-width-relative:margin;mso-height-relative:margin" from="380.8pt,6.55pt" to="812.8pt,6.55pt" o:gfxdata="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" strokecolor="windowText" strokeweight="1pt">
                 <v:stroke joinstyle="miter"/>
@@ -2081,7 +2081,7 @@
           <w:type w:val="continuous"/>
           <w:pgSz w:w="11906" w:h="16838" w:code="9"/>
           <w:pgMar w:top="1440" w:right="1440" w:bottom="1440" w:left="2160" w:header="720" w:footer="720" w:gutter="0"/>
-          <w:pgNumType w:start="122"/>
+          <w:pgNumType w:start="123"/>
           <w:cols w:space="720"/>
           <w:docGrid w:linePitch="360"/>
         </w:sectPr>
@@ -2145,7 +2145,7 @@
               </wp:anchor>
             </w:drawing>
           </mc:Choice>
-          <mc:Fallback xmlns:w16sdtfl="http://schemas.microsoft.com/office/word/2024/wordml/sdtformatlock" xmlns:w16du="http://schemas.microsoft.com/office/word/2023/wordml/word16du" xmlns:oel="http://schemas.microsoft.com/office/2019/extlst">
+          <mc:Fallback xmlns:oel="http://schemas.microsoft.com/office/2019/extlst" xmlns:w16du="http://schemas.microsoft.com/office/word/2023/wordml/word16du" xmlns:w16sdtfl="http://schemas.microsoft.com/office/word/2024/wordml/sdtformatlock">
             <w:pict>
               <v:line w14:anchorId="4E3E317D" id="ตัวเชื่อมต่อตรง 1" o:spid="_x0000_s1026" style="position:absolute;flip:y;z-index:251661312;visibility:visible;mso-wrap-style:square;mso-width-percent:0;mso-height-percent:0;mso-wrap-distance-left:9pt;mso-wrap-distance-top:0;mso-wrap-distance-right:9pt;mso-wrap-distance-bottom:0;mso-position-horizontal:right;mso-position-horizontal-relative:margin;mso-position-vertical:absolute;mso-position-vertical-relative:text;mso-width-percent:0;mso-height-percent:0;mso-width-relative:margin;mso-height-relative:margin" from="380.8pt,24pt" to="812.8pt,24pt" o:gfxdata="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" strokecolor="windowText" strokeweight="1pt">
                 <v:stroke joinstyle="miter"/>

--- a/14 ภาคผนวก - ข แบบประเมินความประสิทธิภาพ ใหม่.docx
+++ b/14 ภาคผนวก - ข แบบประเมินความประสิทธิภาพ ใหม่.docx
@@ -103,6 +103,8 @@
         <w:jc w:val="center"/>
         <w:rPr>
           <w:rFonts w:ascii="TH SarabunPSK" w:hAnsi="TH SarabunPSK" w:cs="TH SarabunPSK"/>
+          <w:b/>
+          <w:bCs/>
         </w:rPr>
       </w:pPr>
     </w:p>
@@ -112,6 +114,8 @@
         <w:jc w:val="center"/>
         <w:rPr>
           <w:rFonts w:ascii="TH SarabunPSK" w:hAnsi="TH SarabunPSK" w:cs="TH SarabunPSK"/>
+          <w:b/>
+          <w:bCs/>
           <w:sz w:val="28"/>
           <w:szCs w:val="32"/>
         </w:rPr>
@@ -119,6 +123,8 @@
       <w:r>
         <w:rPr>
           <w:rFonts w:ascii="TH SarabunPSK" w:hAnsi="TH SarabunPSK" w:cs="TH SarabunPSK"/>
+          <w:b/>
+          <w:bCs/>
           <w:sz w:val="28"/>
           <w:szCs w:val="32"/>
           <w:cs/>
@@ -132,6 +138,8 @@
         <w:jc w:val="center"/>
         <w:rPr>
           <w:rFonts w:ascii="TH SarabunPSK" w:hAnsi="TH SarabunPSK" w:cs="TH SarabunPSK"/>
+          <w:b/>
+          <w:bCs/>
           <w:sz w:val="28"/>
           <w:szCs w:val="32"/>
         </w:rPr>
@@ -143,13 +151,17 @@
         <w:jc w:val="center"/>
         <w:rPr>
           <w:rFonts w:ascii="TH SarabunPSK" w:hAnsi="TH SarabunPSK" w:cs="TH SarabunPSK"/>
-          <w:sz w:val="32"/>
-          <w:szCs w:val="32"/>
-        </w:rPr>
-      </w:pPr>
-      <w:r>
-        <w:rPr>
-          <w:rFonts w:ascii="TH SarabunPSK" w:hAnsi="TH SarabunPSK" w:cs="TH SarabunPSK"/>
+          <w:b/>
+          <w:bCs/>
+          <w:sz w:val="32"/>
+          <w:szCs w:val="32"/>
+        </w:rPr>
+      </w:pPr>
+      <w:r>
+        <w:rPr>
+          <w:rFonts w:ascii="TH SarabunPSK" w:hAnsi="TH SarabunPSK" w:cs="TH SarabunPSK"/>
+          <w:b/>
+          <w:bCs/>
           <w:sz w:val="28"/>
           <w:szCs w:val="32"/>
           <w:cs/>
@@ -159,6 +171,8 @@
       <w:r>
         <w:rPr>
           <w:rFonts w:ascii="TH SarabunPSK" w:hAnsi="TH SarabunPSK" w:cs="TH SarabunPSK"/>
+          <w:b/>
+          <w:bCs/>
           <w:sz w:val="32"/>
           <w:szCs w:val="32"/>
           <w:cs/>
@@ -172,6 +186,8 @@
         <w:jc w:val="center"/>
         <w:rPr>
           <w:rFonts w:ascii="TH SarabunPSK" w:hAnsi="TH SarabunPSK" w:cs="TH SarabunPSK"/>
+          <w:b/>
+          <w:bCs/>
           <w:sz w:val="28"/>
           <w:szCs w:val="32"/>
         </w:rPr>
@@ -179,6 +195,8 @@
       <w:r>
         <w:rPr>
           <w:rFonts w:ascii="TH SarabunPSK" w:hAnsi="TH SarabunPSK" w:cs="TH SarabunPSK"/>
+          <w:b/>
+          <w:bCs/>
           <w:sz w:val="28"/>
           <w:szCs w:val="32"/>
           <w:cs/>
@@ -975,7 +993,7 @@
               </wp:anchor>
             </w:drawing>
           </mc:Choice>
-          <mc:Fallback xmlns:oel="http://schemas.microsoft.com/office/2019/extlst" xmlns:w16du="http://schemas.microsoft.com/office/word/2023/wordml/word16du" xmlns:w16sdtfl="http://schemas.microsoft.com/office/word/2024/wordml/sdtformatlock">
+          <mc:Fallback xmlns:w16sdtfl="http://schemas.microsoft.com/office/word/2024/wordml/sdtformatlock" xmlns:w16du="http://schemas.microsoft.com/office/word/2023/wordml/word16du" xmlns:oel="http://schemas.microsoft.com/office/2019/extlst">
             <w:pict>
               <v:line w14:anchorId="588E04CC" id="ตัวเชื่อมต่อตรง 1" o:spid="_x0000_s1026" style="position:absolute;flip:y;z-index:251659264;visibility:visible;mso-wrap-style:square;mso-width-percent:0;mso-height-percent:0;mso-wrap-distance-left:9pt;mso-wrap-distance-top:0;mso-wrap-distance-right:9pt;mso-wrap-distance-bottom:0;mso-position-horizontal:right;mso-position-horizontal-relative:margin;mso-position-vertical:absolute;mso-position-vertical-relative:text;mso-width-percent:0;mso-height-percent:0;mso-width-relative:margin;mso-height-relative:margin" from="380.8pt,6.55pt" to="812.8pt,6.55pt" o:gfxdata="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" strokecolor="windowText" strokeweight="1pt">
                 <v:stroke joinstyle="miter"/>
@@ -2081,7 +2099,7 @@
           <w:type w:val="continuous"/>
           <w:pgSz w:w="11906" w:h="16838" w:code="9"/>
           <w:pgMar w:top="1440" w:right="1440" w:bottom="1440" w:left="2160" w:header="720" w:footer="720" w:gutter="0"/>
-          <w:pgNumType w:start="123"/>
+          <w:pgNumType w:start="115"/>
           <w:cols w:space="720"/>
           <w:docGrid w:linePitch="360"/>
         </w:sectPr>
@@ -2145,7 +2163,7 @@
               </wp:anchor>
             </w:drawing>
           </mc:Choice>
-          <mc:Fallback xmlns:oel="http://schemas.microsoft.com/office/2019/extlst" xmlns:w16du="http://schemas.microsoft.com/office/word/2023/wordml/word16du" xmlns:w16sdtfl="http://schemas.microsoft.com/office/word/2024/wordml/sdtformatlock">
+          <mc:Fallback xmlns:w16sdtfl="http://schemas.microsoft.com/office/word/2024/wordml/sdtformatlock" xmlns:w16du="http://schemas.microsoft.com/office/word/2023/wordml/word16du" xmlns:oel="http://schemas.microsoft.com/office/2019/extlst">
             <w:pict>
               <v:line w14:anchorId="4E3E317D" id="ตัวเชื่อมต่อตรง 1" o:spid="_x0000_s1026" style="position:absolute;flip:y;z-index:251661312;visibility:visible;mso-wrap-style:square;mso-width-percent:0;mso-height-percent:0;mso-wrap-distance-left:9pt;mso-wrap-distance-top:0;mso-wrap-distance-right:9pt;mso-wrap-distance-bottom:0;mso-position-horizontal:right;mso-position-horizontal-relative:margin;mso-position-vertical:absolute;mso-position-vertical-relative:text;mso-width-percent:0;mso-height-percent:0;mso-width-relative:margin;mso-height-relative:margin" from="380.8pt,24pt" to="812.8pt,24pt" o:gfxdata="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" strokecolor="windowText" strokeweight="1pt">
                 <v:stroke joinstyle="miter"/>
